--- a/documentazione/docx-pptx/Documenti definitivi/Testing.docx
+++ b/documentazione/docx-pptx/Documenti definitivi/Testing.docx
@@ -5,8 +5,20 @@
     <w:p>
       <w:pPr>
         <w:jc w:val="both"/>
-      </w:pPr>
-      <w:r>
+        <w:rPr>
+          <w:b/>
+          <w:bCs/>
+          <w:i/>
+          <w:iCs/>
+        </w:rPr>
+      </w:pPr>
+      <w:r>
+        <w:rPr>
+          <w:b/>
+          <w:bCs/>
+          <w:i/>
+          <w:iCs/>
+        </w:rPr>
         <w:t>TESTING</w:t>
       </w:r>
     </w:p>
@@ -96,6 +108,9 @@
         <w:jc w:val="both"/>
       </w:pPr>
       <w:r>
+        <w:rPr>
+          <w:noProof/>
+        </w:rPr>
         <w:drawing>
           <wp:inline distT="0" distB="0" distL="0" distR="0" wp14:anchorId="67BE2F5D" wp14:editId="66A3D3D2">
             <wp:extent cx="6120130" cy="1109345"/>
